--- a/1. Software y Hardware/1.3 Construcción/1.3.4 Pruebas/1.3.4.1 SRICA_039_000 -  Plan de Pruebas.docx
+++ b/1. Software y Hardware/1.3 Construcción/1.3.4 Pruebas/1.3.4.1 SRICA_039_000 -  Plan de Pruebas.docx
@@ -910,8 +910,38 @@
               <w:rPr>
                 <w:rFonts w:ascii="Arial" w:hAnsi="Arial" w:cs="Arial"/>
               </w:rPr>
-              <w:t xml:space="preserve"> que contiene el servicio de contenedores “Docker”. </w:t>
-            </w:r>
+              <w:t xml:space="preserve"> que contiene el servicio de contenedores “Docker”</w:t>
+            </w:r>
+            <w:r>
+              <w:rPr>
+                <w:rFonts w:ascii="Arial" w:hAnsi="Arial" w:cs="Arial"/>
+              </w:rPr>
+              <w:t>, y el motor de base de datos MySQL</w:t>
+            </w:r>
+            <w:r>
+              <w:rPr>
+                <w:rFonts w:ascii="Arial" w:hAnsi="Arial" w:cs="Arial"/>
+              </w:rPr>
+              <w:t xml:space="preserve">. </w:t>
+            </w:r>
+            <w:r>
+              <w:rPr>
+                <w:rFonts w:ascii="Arial" w:hAnsi="Arial" w:cs="Arial"/>
+              </w:rPr>
+              <w:t>Para ello, se configurará Microsoft Azure para las respectivas pruebas.</w:t>
+            </w:r>
+          </w:p>
+          <w:p>
+            <w:pPr>
+              <w:pStyle w:val="Prrafodelista"/>
+              <w:spacing w:after="240" w:line="360" w:lineRule="auto"/>
+              <w:ind w:left="589"/>
+              <w:contextualSpacing w:val="0"/>
+              <w:jc w:val="both"/>
+              <w:rPr>
+                <w:rFonts w:ascii="Arial" w:hAnsi="Arial" w:cs="Arial"/>
+              </w:rPr>
+            </w:pPr>
             <w:r>
               <w:rPr>
                 <w:rFonts w:ascii="Arial" w:hAnsi="Arial" w:cs="Arial"/>
@@ -982,26 +1012,6 @@
           <w:p>
             <w:pPr>
               <w:pStyle w:val="Prrafodelista"/>
-              <w:numPr>
-                <w:ilvl w:val="0"/>
-                <w:numId w:val="2"/>
-              </w:numPr>
-              <w:spacing w:after="240" w:line="360" w:lineRule="auto"/>
-              <w:jc w:val="both"/>
-              <w:rPr>
-                <w:rFonts w:ascii="Arial" w:hAnsi="Arial" w:cs="Arial"/>
-              </w:rPr>
-            </w:pPr>
-            <w:r>
-              <w:rPr>
-                <w:rFonts w:ascii="Arial" w:hAnsi="Arial" w:cs="Arial"/>
-              </w:rPr>
-              <w:t>Swap: 2GB</w:t>
-            </w:r>
-          </w:p>
-          <w:p>
-            <w:pPr>
-              <w:pStyle w:val="Prrafodelista"/>
               <w:spacing w:after="240" w:line="360" w:lineRule="auto"/>
               <w:ind w:left="589"/>
               <w:contextualSpacing w:val="0"/>
@@ -1015,19 +1025,31 @@
                 <w:rFonts w:ascii="Arial" w:hAnsi="Arial" w:cs="Arial"/>
               </w:rPr>
               <w:lastRenderedPageBreak/>
-              <w:t>El sistema operativo</w:t>
-            </w:r>
-            <w:r>
-              <w:rPr>
-                <w:rFonts w:ascii="Arial" w:hAnsi="Arial" w:cs="Arial"/>
-              </w:rPr>
-              <w:t xml:space="preserve"> con Docker instalado, será: Centos 7 (Linux).</w:t>
-            </w:r>
-            <w:r>
-              <w:rPr>
-                <w:rFonts w:ascii="Arial" w:hAnsi="Arial" w:cs="Arial"/>
-              </w:rPr>
-              <w:t xml:space="preserve"> La cantidad de pruebas totales serán </w:t>
+              <w:t xml:space="preserve">La cantidad de pruebas totales serán </w:t>
+            </w:r>
+            <w:r>
+              <w:rPr>
+                <w:rFonts w:ascii="Arial" w:hAnsi="Arial" w:cs="Arial"/>
+              </w:rPr>
+              <w:t>8</w:t>
+            </w:r>
+            <w:r>
+              <w:rPr>
+                <w:rFonts w:ascii="Arial" w:hAnsi="Arial" w:cs="Arial"/>
+              </w:rPr>
+              <w:t xml:space="preserve"> pruebas: </w:t>
+            </w:r>
+            <w:r>
+              <w:rPr>
+                <w:rFonts w:ascii="Arial" w:hAnsi="Arial" w:cs="Arial"/>
+              </w:rPr>
+              <w:t>8</w:t>
+            </w:r>
+            <w:r>
+              <w:rPr>
+                <w:rFonts w:ascii="Arial" w:hAnsi="Arial" w:cs="Arial"/>
+              </w:rPr>
+              <w:t xml:space="preserve"> pruebas que representan a los </w:t>
             </w:r>
             <w:r>
               <w:rPr>
@@ -1039,7 +1061,13 @@
               <w:rPr>
                 <w:rFonts w:ascii="Arial" w:hAnsi="Arial" w:cs="Arial"/>
               </w:rPr>
-              <w:t xml:space="preserve"> pruebas: 7 pruebas que representan a los 7 servicios a desplegar en contenedores</w:t>
+              <w:t xml:space="preserve"> servicios a desplegar en contenedores</w:t>
+            </w:r>
+            <w:r>
+              <w:rPr>
+                <w:rFonts w:ascii="Arial" w:hAnsi="Arial" w:cs="Arial"/>
+              </w:rPr>
+              <w:t>, y el despliegue de la base de datos</w:t>
             </w:r>
             <w:r>
               <w:rPr>
